--- a/src/Features/Integration/data/2025_sem2/zi/13.02.26/Orar_An_I Lic.docx
+++ b/src/Features/Integration/data/2025_sem2/zi/13.02.26/Orar_An_I Lic.docx
@@ -2137,6 +2137,7 @@
                 <w:lang w:val="ro-RO"/>
               </w:rPr>
             </w:pPr>
+            <w:bookmarkStart w:id="0" w:name="OLE_LINK3"/>
             <w:r>
               <w:rPr>
                 <w:sz w:val="26"/>
@@ -2162,6 +2163,7 @@
               <w:t>ogica)</w:t>
             </w:r>
           </w:p>
+          <w:bookmarkEnd w:id="0"/>
           <w:p>
             <w:pPr>
               <w:jc w:val="center"/>
@@ -2217,7 +2219,23 @@
                 <w:szCs w:val="26"/>
                 <w:lang w:val="ro-RO"/>
               </w:rPr>
-              <w:t>,</w:t>
+              <w:br/>
+            </w:r>
+            <w:r>
+              <w:rPr>
+                <w:sz w:val="26"/>
+                <w:szCs w:val="26"/>
+                <w:lang w:val="ro-RO"/>
+              </w:rPr>
+              <w:t xml:space="preserve"> </w:t>
+            </w:r>
+            <w:r>
+              <w:rPr>
+                <w:sz w:val="26"/>
+                <w:szCs w:val="26"/>
+                <w:lang w:val="ro-RO"/>
+              </w:rPr>
+              <w:t>Matem.discr.(Logica)</w:t>
             </w:r>
           </w:p>
           <w:p>
@@ -5534,7 +5552,7 @@
                 <w:lang w:val="ro-RO"/>
               </w:rPr>
             </w:pPr>
-            <w:bookmarkStart w:id="0" w:name="OLE_LINK2"/>
+            <w:bookmarkStart w:id="1" w:name="OLE_LINK2"/>
             <w:r>
               <w:rPr>
                 <w:spacing w:val="20"/>
@@ -5562,7 +5580,7 @@
               </w:rPr>
               <w:t>ca  discretă  (</w:t>
             </w:r>
-            <w:bookmarkStart w:id="1" w:name="OLE_LINK1"/>
+            <w:bookmarkStart w:id="2" w:name="OLE_LINK1"/>
             <w:r>
               <w:rPr>
                 <w:spacing w:val="20"/>
@@ -5599,56 +5617,56 @@
               </w:rPr>
               <w:t>rafurilor</w:t>
             </w:r>
+            <w:bookmarkEnd w:id="2"/>
+            <w:r>
+              <w:rPr>
+                <w:spacing w:val="20"/>
+                <w:sz w:val="24"/>
+                <w:szCs w:val="24"/>
+                <w:lang w:val="ro-RO"/>
+              </w:rPr>
+              <w:t>, curs,</w:t>
+            </w:r>
+            <w:r>
+              <w:rPr>
+                <w:spacing w:val="20"/>
+                <w:sz w:val="24"/>
+                <w:szCs w:val="24"/>
+                <w:lang w:val="ro-RO"/>
+              </w:rPr>
+              <w:t xml:space="preserve"> </w:t>
+            </w:r>
+            <w:r>
+              <w:rPr>
+                <w:spacing w:val="20"/>
+                <w:sz w:val="24"/>
+                <w:szCs w:val="24"/>
+                <w:lang w:val="ro-RO"/>
+              </w:rPr>
+              <w:t>imp)</w:t>
+            </w:r>
+          </w:p>
+          <w:p>
+            <w:pPr>
+              <w:spacing w:line="280" w:lineRule="exact"/>
+              <w:ind w:left="-113" w:right="-113"/>
+              <w:jc w:val="center"/>
+              <w:rPr>
+                <w:sz w:val="24"/>
+                <w:szCs w:val="24"/>
+                <w:lang w:val="ro-RO"/>
+              </w:rPr>
+            </w:pPr>
+            <w:r>
+              <w:rPr>
+                <w:spacing w:val="20"/>
+                <w:sz w:val="24"/>
+                <w:szCs w:val="24"/>
+                <w:lang w:val="ro-RO"/>
+              </w:rPr>
+              <w:t>A.Niculiță   213a/4</w:t>
+            </w:r>
             <w:bookmarkEnd w:id="1"/>
-            <w:r>
-              <w:rPr>
-                <w:spacing w:val="20"/>
-                <w:sz w:val="24"/>
-                <w:szCs w:val="24"/>
-                <w:lang w:val="ro-RO"/>
-              </w:rPr>
-              <w:t>, curs,</w:t>
-            </w:r>
-            <w:r>
-              <w:rPr>
-                <w:spacing w:val="20"/>
-                <w:sz w:val="24"/>
-                <w:szCs w:val="24"/>
-                <w:lang w:val="ro-RO"/>
-              </w:rPr>
-              <w:t xml:space="preserve"> </w:t>
-            </w:r>
-            <w:r>
-              <w:rPr>
-                <w:spacing w:val="20"/>
-                <w:sz w:val="24"/>
-                <w:szCs w:val="24"/>
-                <w:lang w:val="ro-RO"/>
-              </w:rPr>
-              <w:t>imp)</w:t>
-            </w:r>
-          </w:p>
-          <w:p>
-            <w:pPr>
-              <w:spacing w:line="280" w:lineRule="exact"/>
-              <w:ind w:left="-113" w:right="-113"/>
-              <w:jc w:val="center"/>
-              <w:rPr>
-                <w:sz w:val="24"/>
-                <w:szCs w:val="24"/>
-                <w:lang w:val="ro-RO"/>
-              </w:rPr>
-            </w:pPr>
-            <w:r>
-              <w:rPr>
-                <w:spacing w:val="20"/>
-                <w:sz w:val="24"/>
-                <w:szCs w:val="24"/>
-                <w:lang w:val="ro-RO"/>
-              </w:rPr>
-              <w:t>A.Niculiță   213a/4</w:t>
-            </w:r>
-            <w:bookmarkEnd w:id="0"/>
           </w:p>
         </w:tc>
         <w:tc>
